--- a/templates/ifs_purchase_order.docx
+++ b/templates/ifs_purchase_order.docx
@@ -979,19 +979,37 @@
           <w:p>
             <w:pPr>
               <w:rPr>
-                <w:rFonts w:ascii="Arial" w:hAnsi="Arial" w:cs="Arial"/>
-                <w:sz w:val="20"/>
-                <w:szCs w:val="20"/>
-              </w:rPr>
-            </w:pPr>
-            <w:r>
-              <w:rPr>
                 <w:rStyle w:val="fTableCell"/>
                 <w:rFonts w:ascii="Arial" w:hAnsi="Arial" w:cs="Arial"/>
                 <w:sz w:val="20"/>
                 <w:szCs w:val="20"/>
               </w:rPr>
+            </w:pPr>
+            <w:r>
+              <w:rPr>
+                <w:rStyle w:val="fTableCell"/>
+                <w:rFonts w:ascii="Arial" w:hAnsi="Arial" w:cs="Arial"/>
+                <w:sz w:val="20"/>
+                <w:szCs w:val="20"/>
+              </w:rPr>
               <w:t>${product_name}</w:t>
+            </w:r>
+          </w:p>
+          <w:p>
+            <w:pPr>
+              <w:rPr>
+                <w:rFonts w:ascii="Arial" w:hAnsi="Arial" w:cs="Arial"/>
+                <w:sz w:val="20"/>
+                <w:szCs w:val="20"/>
+              </w:rPr>
+            </w:pPr>
+            <w:r>
+              <w:rPr>
+                <w:rFonts w:ascii="Arial" w:hAnsi="Arial" w:cs="Arial"/>
+                <w:sz w:val="20"/>
+                <w:szCs w:val="20"/>
+              </w:rPr>
+              <w:t>${description}</w:t>
             </w:r>
           </w:p>
         </w:tc>

--- a/templates/ifs_purchase_order.docx
+++ b/templates/ifs_purchase_order.docx
@@ -203,20 +203,52 @@
                 <w:rFonts w:ascii="Arial" w:hAnsi="Arial" w:cs="Arial"/>
               </w:rPr>
             </w:pPr>
-            <w:r>
-              <w:rPr>
-                <w:rFonts w:ascii="Arial" w:hAnsi="Arial" w:cs="Arial"/>
-                <w:sz w:val="20"/>
-                <w:szCs w:val="20"/>
-              </w:rPr>
-              <w:t>Komp. Ruko</w:t>
-            </w:r>
-            <w:r>
-              <w:rPr>
-                <w:rFonts w:ascii="Arial" w:hAnsi="Arial" w:cs="Arial"/>
-              </w:rPr>
-              <w:t xml:space="preserve"> Palem Ganda asri</w:t>
-            </w:r>
+            <w:proofErr w:type="spellStart"/>
+            <w:r>
+              <w:rPr>
+                <w:rFonts w:ascii="Arial" w:hAnsi="Arial" w:cs="Arial"/>
+                <w:sz w:val="20"/>
+                <w:szCs w:val="20"/>
+              </w:rPr>
+              <w:t>Komp</w:t>
+            </w:r>
+            <w:proofErr w:type="spellEnd"/>
+            <w:r>
+              <w:rPr>
+                <w:rFonts w:ascii="Arial" w:hAnsi="Arial" w:cs="Arial"/>
+                <w:sz w:val="20"/>
+                <w:szCs w:val="20"/>
+              </w:rPr>
+              <w:t>. Ruko</w:t>
+            </w:r>
+            <w:r>
+              <w:rPr>
+                <w:rFonts w:ascii="Arial" w:hAnsi="Arial" w:cs="Arial"/>
+              </w:rPr>
+              <w:t xml:space="preserve"> </w:t>
+            </w:r>
+            <w:proofErr w:type="spellStart"/>
+            <w:r>
+              <w:rPr>
+                <w:rFonts w:ascii="Arial" w:hAnsi="Arial" w:cs="Arial"/>
+              </w:rPr>
+              <w:t>Palem</w:t>
+            </w:r>
+            <w:proofErr w:type="spellEnd"/>
+            <w:r>
+              <w:rPr>
+                <w:rFonts w:ascii="Arial" w:hAnsi="Arial" w:cs="Arial"/>
+              </w:rPr>
+              <w:t xml:space="preserve"> Ganda </w:t>
+            </w:r>
+            <w:proofErr w:type="spellStart"/>
+            <w:r>
+              <w:rPr>
+                <w:rFonts w:ascii="Arial" w:hAnsi="Arial" w:cs="Arial"/>
+              </w:rPr>
+              <w:t>asri</w:t>
+            </w:r>
+            <w:proofErr w:type="spellEnd"/>
           </w:p>
           <w:p>
             <w:pPr>
@@ -252,13 +284,77 @@
                 <w:szCs w:val="20"/>
               </w:rPr>
             </w:pPr>
-            <w:r>
-              <w:rPr>
-                <w:rFonts w:ascii="Arial" w:hAnsi="Arial" w:cs="Arial"/>
-                <w:sz w:val="20"/>
-                <w:szCs w:val="20"/>
-              </w:rPr>
-              <w:t>Kel. Karang Tengah, Kec. Karang Tengah</w:t>
+            <w:proofErr w:type="spellStart"/>
+            <w:r>
+              <w:rPr>
+                <w:rFonts w:ascii="Arial" w:hAnsi="Arial" w:cs="Arial"/>
+                <w:sz w:val="20"/>
+                <w:szCs w:val="20"/>
+              </w:rPr>
+              <w:t>Kel</w:t>
+            </w:r>
+            <w:proofErr w:type="spellEnd"/>
+            <w:r>
+              <w:rPr>
+                <w:rFonts w:ascii="Arial" w:hAnsi="Arial" w:cs="Arial"/>
+                <w:sz w:val="20"/>
+                <w:szCs w:val="20"/>
+              </w:rPr>
+              <w:t xml:space="preserve">. </w:t>
+            </w:r>
+            <w:proofErr w:type="spellStart"/>
+            <w:r>
+              <w:rPr>
+                <w:rFonts w:ascii="Arial" w:hAnsi="Arial" w:cs="Arial"/>
+                <w:sz w:val="20"/>
+                <w:szCs w:val="20"/>
+              </w:rPr>
+              <w:t>Karang</w:t>
+            </w:r>
+            <w:proofErr w:type="spellEnd"/>
+            <w:r>
+              <w:rPr>
+                <w:rFonts w:ascii="Arial" w:hAnsi="Arial" w:cs="Arial"/>
+                <w:sz w:val="20"/>
+                <w:szCs w:val="20"/>
+              </w:rPr>
+              <w:t xml:space="preserve"> Tengah, </w:t>
+            </w:r>
+            <w:proofErr w:type="spellStart"/>
+            <w:r>
+              <w:rPr>
+                <w:rFonts w:ascii="Arial" w:hAnsi="Arial" w:cs="Arial"/>
+                <w:sz w:val="20"/>
+                <w:szCs w:val="20"/>
+              </w:rPr>
+              <w:t>Kec</w:t>
+            </w:r>
+            <w:proofErr w:type="spellEnd"/>
+            <w:r>
+              <w:rPr>
+                <w:rFonts w:ascii="Arial" w:hAnsi="Arial" w:cs="Arial"/>
+                <w:sz w:val="20"/>
+                <w:szCs w:val="20"/>
+              </w:rPr>
+              <w:t xml:space="preserve">. </w:t>
+            </w:r>
+            <w:proofErr w:type="spellStart"/>
+            <w:r>
+              <w:rPr>
+                <w:rFonts w:ascii="Arial" w:hAnsi="Arial" w:cs="Arial"/>
+                <w:sz w:val="20"/>
+                <w:szCs w:val="20"/>
+              </w:rPr>
+              <w:t>Karang</w:t>
+            </w:r>
+            <w:proofErr w:type="spellEnd"/>
+            <w:r>
+              <w:rPr>
+                <w:rFonts w:ascii="Arial" w:hAnsi="Arial" w:cs="Arial"/>
+                <w:sz w:val="20"/>
+                <w:szCs w:val="20"/>
+              </w:rPr>
+              <w:t xml:space="preserve"> Tengah</w:t>
             </w:r>
           </w:p>
           <w:p>
@@ -381,7 +477,25 @@
                 <w:sz w:val="20"/>
                 <w:szCs w:val="20"/>
               </w:rPr>
-              <w:t>${doc_date}</w:t>
+              <w:t>${</w:t>
+            </w:r>
+            <w:proofErr w:type="spellStart"/>
+            <w:r>
+              <w:rPr>
+                <w:rFonts w:ascii="Arial" w:hAnsi="Arial" w:cs="Arial"/>
+                <w:sz w:val="20"/>
+                <w:szCs w:val="20"/>
+              </w:rPr>
+              <w:t>doc_date</w:t>
+            </w:r>
+            <w:proofErr w:type="spellEnd"/>
+            <w:r>
+              <w:rPr>
+                <w:rFonts w:ascii="Arial" w:hAnsi="Arial" w:cs="Arial"/>
+                <w:sz w:val="20"/>
+                <w:szCs w:val="20"/>
+              </w:rPr>
+              <w:t>}</w:t>
             </w:r>
           </w:p>
         </w:tc>
@@ -483,7 +597,25 @@
                 <w:sz w:val="20"/>
                 <w:szCs w:val="20"/>
               </w:rPr>
-              <w:t>${doc_number}</w:t>
+              <w:t>${</w:t>
+            </w:r>
+            <w:proofErr w:type="spellStart"/>
+            <w:r>
+              <w:rPr>
+                <w:rFonts w:ascii="Arial" w:hAnsi="Arial" w:cs="Arial"/>
+                <w:sz w:val="20"/>
+                <w:szCs w:val="20"/>
+              </w:rPr>
+              <w:t>doc_number</w:t>
+            </w:r>
+            <w:proofErr w:type="spellEnd"/>
+            <w:r>
+              <w:rPr>
+                <w:rFonts w:ascii="Arial" w:hAnsi="Arial" w:cs="Arial"/>
+                <w:sz w:val="20"/>
+                <w:szCs w:val="20"/>
+              </w:rPr>
+              <w:t>}</w:t>
             </w:r>
           </w:p>
         </w:tc>
@@ -516,11 +648,19 @@
           <w:rFonts w:ascii="Arial" w:hAnsi="Arial" w:cs="Arial"/>
         </w:rPr>
       </w:pPr>
+      <w:proofErr w:type="gramStart"/>
       <w:r>
         <w:rPr>
           <w:rFonts w:ascii="Arial" w:hAnsi="Arial" w:cs="Arial"/>
         </w:rPr>
-        <w:t>Phone : 0811-1881-234/087777-331-330</w:t>
+        <w:t>Phone :</w:t>
+      </w:r>
+      <w:proofErr w:type="gramEnd"/>
+      <w:r>
+        <w:rPr>
+          <w:rFonts w:ascii="Arial" w:hAnsi="Arial" w:cs="Arial"/>
+        </w:rPr>
+        <w:t xml:space="preserve"> 0811-1881-234/087777-331-330</w:t>
       </w:r>
       <w:r>
         <w:rPr>
@@ -585,11 +725,19 @@
           <w:rFonts w:ascii="Arial" w:hAnsi="Arial" w:cs="Arial"/>
         </w:rPr>
       </w:pPr>
+      <w:proofErr w:type="gramStart"/>
       <w:r>
         <w:rPr>
           <w:rFonts w:ascii="Arial" w:hAnsi="Arial" w:cs="Arial"/>
         </w:rPr>
-        <w:t xml:space="preserve">TO : </w:t>
+        <w:t>TO :</w:t>
+      </w:r>
+      <w:proofErr w:type="gramEnd"/>
+      <w:r>
+        <w:rPr>
+          <w:rFonts w:ascii="Arial" w:hAnsi="Arial" w:cs="Arial"/>
+        </w:rPr>
+        <w:t xml:space="preserve"> </w:t>
       </w:r>
       <w:r>
         <w:rPr>
@@ -597,7 +745,25 @@
           <w:b/>
           <w:bCs/>
         </w:rPr>
-        <w:t>${partner_contact}</w:t>
+        <w:t>${</w:t>
+      </w:r>
+      <w:proofErr w:type="spellStart"/>
+      <w:r>
+        <w:rPr>
+          <w:rFonts w:ascii="Arial" w:hAnsi="Arial" w:cs="Arial"/>
+          <w:b/>
+          <w:bCs/>
+        </w:rPr>
+        <w:t>partner_contact</w:t>
+      </w:r>
+      <w:proofErr w:type="spellEnd"/>
+      <w:r>
+        <w:rPr>
+          <w:rFonts w:ascii="Arial" w:hAnsi="Arial" w:cs="Arial"/>
+          <w:b/>
+          <w:bCs/>
+        </w:rPr>
+        <w:t>}</w:t>
       </w:r>
       <w:r>
         <w:rPr>
@@ -613,7 +779,25 @@
           <w:b/>
           <w:bCs/>
         </w:rPr>
-        <w:t>${partner_phone}</w:t>
+        <w:t>${</w:t>
+      </w:r>
+      <w:proofErr w:type="spellStart"/>
+      <w:r>
+        <w:rPr>
+          <w:rFonts w:ascii="Arial" w:hAnsi="Arial" w:cs="Arial"/>
+          <w:b/>
+          <w:bCs/>
+        </w:rPr>
+        <w:t>partner_phone</w:t>
+      </w:r>
+      <w:proofErr w:type="spellEnd"/>
+      <w:r>
+        <w:rPr>
+          <w:rFonts w:ascii="Arial" w:hAnsi="Arial" w:cs="Arial"/>
+          <w:b/>
+          <w:bCs/>
+        </w:rPr>
+        <w:t>}</w:t>
       </w:r>
     </w:p>
     <w:tbl>
@@ -663,7 +847,29 @@
                 <w:sz w:val="20"/>
                 <w:szCs w:val="20"/>
               </w:rPr>
-              <w:t>${partner_name}</w:t>
+              <w:t>${</w:t>
+            </w:r>
+            <w:proofErr w:type="spellStart"/>
+            <w:r>
+              <w:rPr>
+                <w:rFonts w:ascii="Arial" w:hAnsi="Arial" w:cs="Arial"/>
+                <w:b/>
+                <w:bCs/>
+                <w:sz w:val="20"/>
+                <w:szCs w:val="20"/>
+              </w:rPr>
+              <w:t>partner_name</w:t>
+            </w:r>
+            <w:proofErr w:type="spellEnd"/>
+            <w:r>
+              <w:rPr>
+                <w:rFonts w:ascii="Arial" w:hAnsi="Arial" w:cs="Arial"/>
+                <w:b/>
+                <w:bCs/>
+                <w:sz w:val="20"/>
+                <w:szCs w:val="20"/>
+              </w:rPr>
+              <w:t>}</w:t>
             </w:r>
           </w:p>
         </w:tc>
@@ -712,7 +918,25 @@
                 <w:sz w:val="20"/>
                 <w:szCs w:val="20"/>
               </w:rPr>
-              <w:t>${partner_address}</w:t>
+              <w:t>${</w:t>
+            </w:r>
+            <w:proofErr w:type="spellStart"/>
+            <w:r>
+              <w:rPr>
+                <w:rFonts w:ascii="Arial" w:hAnsi="Arial" w:cs="Arial"/>
+                <w:sz w:val="20"/>
+                <w:szCs w:val="20"/>
+              </w:rPr>
+              <w:t>partner_address</w:t>
+            </w:r>
+            <w:proofErr w:type="spellEnd"/>
+            <w:r>
+              <w:rPr>
+                <w:rFonts w:ascii="Arial" w:hAnsi="Arial" w:cs="Arial"/>
+                <w:sz w:val="20"/>
+                <w:szCs w:val="20"/>
+              </w:rPr>
+              <w:t>}</w:t>
             </w:r>
           </w:p>
         </w:tc>
@@ -856,7 +1080,29 @@
                 <w:sz w:val="20"/>
                 <w:szCs w:val="20"/>
               </w:rPr>
-              <w:t>UNIT PRICE ( RP )</w:t>
+              <w:t xml:space="preserve">UNIT PRICE </w:t>
+            </w:r>
+            <w:proofErr w:type="gramStart"/>
+            <w:r>
+              <w:rPr>
+                <w:rFonts w:ascii="Arial" w:hAnsi="Arial" w:cs="Arial"/>
+                <w:b/>
+                <w:bCs/>
+                <w:sz w:val="20"/>
+                <w:szCs w:val="20"/>
+              </w:rPr>
+              <w:t>( RP</w:t>
+            </w:r>
+            <w:proofErr w:type="gramEnd"/>
+            <w:r>
+              <w:rPr>
+                <w:rFonts w:ascii="Arial" w:hAnsi="Arial" w:cs="Arial"/>
+                <w:b/>
+                <w:bCs/>
+                <w:sz w:val="20"/>
+                <w:szCs w:val="20"/>
+              </w:rPr>
+              <w:t xml:space="preserve"> )</w:t>
             </w:r>
           </w:p>
         </w:tc>
@@ -946,6 +1192,9 @@
         </w:tc>
       </w:tr>
       <w:tr>
+        <w:trPr>
+          <w:trHeight w:val="340"/>
+        </w:trPr>
         <w:tc>
           <w:tcPr>
             <w:tcW w:w="684" w:type="dxa"/>
@@ -954,6 +1203,7 @@
           <w:p>
             <w:pPr>
               <w:pStyle w:val="pCenter"/>
+              <w:spacing w:after="0" w:line="276" w:lineRule="auto"/>
               <w:rPr>
                 <w:rFonts w:ascii="Arial" w:hAnsi="Arial" w:cs="Arial"/>
                 <w:sz w:val="20"/>
@@ -978,6 +1228,7 @@
           </w:tcPr>
           <w:p>
             <w:pPr>
+              <w:spacing w:line="276" w:lineRule="auto"/>
               <w:rPr>
                 <w:rStyle w:val="fTableCell"/>
                 <w:rFonts w:ascii="Arial" w:hAnsi="Arial" w:cs="Arial"/>
@@ -992,11 +1243,32 @@
                 <w:sz w:val="20"/>
                 <w:szCs w:val="20"/>
               </w:rPr>
-              <w:t>${product_name}</w:t>
-            </w:r>
-          </w:p>
-          <w:p>
-            <w:pPr>
+              <w:t>${</w:t>
+            </w:r>
+            <w:proofErr w:type="spellStart"/>
+            <w:r>
+              <w:rPr>
+                <w:rStyle w:val="fTableCell"/>
+                <w:rFonts w:ascii="Arial" w:hAnsi="Arial" w:cs="Arial"/>
+                <w:sz w:val="20"/>
+                <w:szCs w:val="20"/>
+              </w:rPr>
+              <w:t>product_name</w:t>
+            </w:r>
+            <w:proofErr w:type="spellEnd"/>
+            <w:r>
+              <w:rPr>
+                <w:rStyle w:val="fTableCell"/>
+                <w:rFonts w:ascii="Arial" w:hAnsi="Arial" w:cs="Arial"/>
+                <w:sz w:val="20"/>
+                <w:szCs w:val="20"/>
+              </w:rPr>
+              <w:t>}</w:t>
+            </w:r>
+          </w:p>
+          <w:p>
+            <w:pPr>
+              <w:spacing w:line="276" w:lineRule="auto"/>
               <w:rPr>
                 <w:rFonts w:ascii="Arial" w:hAnsi="Arial" w:cs="Arial"/>
                 <w:sz w:val="20"/>
@@ -1020,6 +1292,7 @@
           </w:tcPr>
           <w:p>
             <w:pPr>
+              <w:spacing w:line="276" w:lineRule="auto"/>
               <w:jc w:val="right"/>
               <w:rPr>
                 <w:rFonts w:ascii="Arial" w:hAnsi="Arial" w:cs="Arial"/>
@@ -1034,7 +1307,27 @@
                 <w:sz w:val="20"/>
                 <w:szCs w:val="20"/>
               </w:rPr>
-              <w:t>${unit_price}</w:t>
+              <w:t>${</w:t>
+            </w:r>
+            <w:proofErr w:type="spellStart"/>
+            <w:r>
+              <w:rPr>
+                <w:rStyle w:val="fTableCell"/>
+                <w:rFonts w:ascii="Arial" w:hAnsi="Arial" w:cs="Arial"/>
+                <w:sz w:val="20"/>
+                <w:szCs w:val="20"/>
+              </w:rPr>
+              <w:t>unit_price</w:t>
+            </w:r>
+            <w:proofErr w:type="spellEnd"/>
+            <w:r>
+              <w:rPr>
+                <w:rStyle w:val="fTableCell"/>
+                <w:rFonts w:ascii="Arial" w:hAnsi="Arial" w:cs="Arial"/>
+                <w:sz w:val="20"/>
+                <w:szCs w:val="20"/>
+              </w:rPr>
+              <w:t>}</w:t>
             </w:r>
           </w:p>
         </w:tc>
@@ -1046,6 +1339,7 @@
           <w:p>
             <w:pPr>
               <w:pStyle w:val="pCenter"/>
+              <w:spacing w:after="0" w:line="276" w:lineRule="auto"/>
               <w:rPr>
                 <w:rFonts w:ascii="Arial" w:hAnsi="Arial" w:cs="Arial"/>
                 <w:sz w:val="20"/>
@@ -1071,6 +1365,7 @@
           <w:p>
             <w:pPr>
               <w:pStyle w:val="pCenter"/>
+              <w:spacing w:after="0" w:line="276" w:lineRule="auto"/>
               <w:rPr>
                 <w:rFonts w:ascii="Arial" w:hAnsi="Arial" w:cs="Arial"/>
                 <w:sz w:val="20"/>
@@ -1084,7 +1379,27 @@
                 <w:sz w:val="20"/>
                 <w:szCs w:val="20"/>
               </w:rPr>
-              <w:t>${uom}</w:t>
+              <w:t>${</w:t>
+            </w:r>
+            <w:proofErr w:type="spellStart"/>
+            <w:r>
+              <w:rPr>
+                <w:rStyle w:val="fTableCell"/>
+                <w:rFonts w:ascii="Arial" w:hAnsi="Arial" w:cs="Arial"/>
+                <w:sz w:val="20"/>
+                <w:szCs w:val="20"/>
+              </w:rPr>
+              <w:t>uom</w:t>
+            </w:r>
+            <w:proofErr w:type="spellEnd"/>
+            <w:r>
+              <w:rPr>
+                <w:rStyle w:val="fTableCell"/>
+                <w:rFonts w:ascii="Arial" w:hAnsi="Arial" w:cs="Arial"/>
+                <w:sz w:val="20"/>
+                <w:szCs w:val="20"/>
+              </w:rPr>
+              <w:t>}</w:t>
             </w:r>
           </w:p>
         </w:tc>
@@ -1096,6 +1411,7 @@
           <w:p>
             <w:pPr>
               <w:pStyle w:val="pRight"/>
+              <w:spacing w:after="0" w:line="276" w:lineRule="auto"/>
               <w:rPr>
                 <w:rFonts w:ascii="Arial" w:hAnsi="Arial" w:cs="Arial"/>
                 <w:sz w:val="20"/>
@@ -1211,6 +1527,7 @@
               </w:rPr>
               <w:t xml:space="preserve"> </w:t>
             </w:r>
+            <w:proofErr w:type="gramStart"/>
             <w:r>
               <w:rPr>
                 <w:rFonts w:ascii="Arial" w:hAnsi="Arial" w:cs="Arial"/>
@@ -1237,6 +1554,7 @@
               </w:rPr>
               <w:t>:</w:t>
             </w:r>
+            <w:proofErr w:type="gramEnd"/>
           </w:p>
           <w:p>
             <w:pPr>
@@ -1280,7 +1598,29 @@
                 <w:sz w:val="20"/>
                 <w:szCs w:val="20"/>
               </w:rPr>
-              <w:t>${vendor_bank_name}</w:t>
+              <w:t>${</w:t>
+            </w:r>
+            <w:proofErr w:type="spellStart"/>
+            <w:r>
+              <w:rPr>
+                <w:rFonts w:ascii="Arial" w:hAnsi="Arial" w:cs="Arial"/>
+                <w:b/>
+                <w:bCs/>
+                <w:sz w:val="20"/>
+                <w:szCs w:val="20"/>
+              </w:rPr>
+              <w:t>vendor_bank_name</w:t>
+            </w:r>
+            <w:proofErr w:type="spellEnd"/>
+            <w:r>
+              <w:rPr>
+                <w:rFonts w:ascii="Arial" w:hAnsi="Arial" w:cs="Arial"/>
+                <w:b/>
+                <w:bCs/>
+                <w:sz w:val="20"/>
+                <w:szCs w:val="20"/>
+              </w:rPr>
+              <w:t>}</w:t>
             </w:r>
             <w:r>
               <w:rPr>
@@ -1333,7 +1673,31 @@
                 <w:sz w:val="20"/>
                 <w:szCs w:val="20"/>
               </w:rPr>
-              <w:t>${vendor_bank_account_number}</w:t>
+              <w:t>${</w:t>
+            </w:r>
+            <w:proofErr w:type="spellStart"/>
+            <w:r>
+              <w:rPr>
+                <w:rFonts w:ascii="Arial" w:hAnsi="Arial" w:cs="Arial"/>
+                <w:b/>
+                <w:bCs/>
+                <w:spacing w:val="-4"/>
+                <w:sz w:val="20"/>
+                <w:szCs w:val="20"/>
+              </w:rPr>
+              <w:t>vendor_bank_account_number</w:t>
+            </w:r>
+            <w:proofErr w:type="spellEnd"/>
+            <w:r>
+              <w:rPr>
+                <w:rFonts w:ascii="Arial" w:hAnsi="Arial" w:cs="Arial"/>
+                <w:b/>
+                <w:bCs/>
+                <w:spacing w:val="-4"/>
+                <w:sz w:val="20"/>
+                <w:szCs w:val="20"/>
+              </w:rPr>
+              <w:t>}</w:t>
             </w:r>
           </w:p>
           <w:p>
@@ -1369,7 +1733,29 @@
                 <w:sz w:val="20"/>
                 <w:szCs w:val="20"/>
               </w:rPr>
-              <w:t>${vendor_bank_account_name}</w:t>
+              <w:t>${</w:t>
+            </w:r>
+            <w:proofErr w:type="spellStart"/>
+            <w:r>
+              <w:rPr>
+                <w:rFonts w:ascii="Arial" w:hAnsi="Arial" w:cs="Arial"/>
+                <w:b/>
+                <w:bCs/>
+                <w:sz w:val="20"/>
+                <w:szCs w:val="20"/>
+              </w:rPr>
+              <w:t>vendor_bank_account_name</w:t>
+            </w:r>
+            <w:proofErr w:type="spellEnd"/>
+            <w:r>
+              <w:rPr>
+                <w:rFonts w:ascii="Arial" w:hAnsi="Arial" w:cs="Arial"/>
+                <w:b/>
+                <w:bCs/>
+                <w:sz w:val="20"/>
+                <w:szCs w:val="20"/>
+              </w:rPr>
+              <w:t>}</w:t>
             </w:r>
           </w:p>
         </w:tc>
@@ -1729,7 +2115,29 @@
                 <w:sz w:val="20"/>
                 <w:szCs w:val="20"/>
               </w:rPr>
-              <w:t>${grand_total}</w:t>
+              <w:t>${</w:t>
+            </w:r>
+            <w:proofErr w:type="spellStart"/>
+            <w:r>
+              <w:rPr>
+                <w:rFonts w:ascii="Arial" w:hAnsi="Arial" w:cs="Arial"/>
+                <w:b/>
+                <w:bCs/>
+                <w:sz w:val="20"/>
+                <w:szCs w:val="20"/>
+              </w:rPr>
+              <w:t>grand_total</w:t>
+            </w:r>
+            <w:proofErr w:type="spellEnd"/>
+            <w:r>
+              <w:rPr>
+                <w:rFonts w:ascii="Arial" w:hAnsi="Arial" w:cs="Arial"/>
+                <w:b/>
+                <w:bCs/>
+                <w:sz w:val="20"/>
+                <w:szCs w:val="20"/>
+              </w:rPr>
+              <w:t>}</w:t>
             </w:r>
           </w:p>
         </w:tc>
@@ -1934,7 +2342,29 @@
                 <w:sz w:val="20"/>
                 <w:szCs w:val="20"/>
               </w:rPr>
-              <w:t>${grand_total}</w:t>
+              <w:t>${</w:t>
+            </w:r>
+            <w:proofErr w:type="spellStart"/>
+            <w:r>
+              <w:rPr>
+                <w:rFonts w:ascii="Arial" w:hAnsi="Arial" w:cs="Arial"/>
+                <w:b/>
+                <w:bCs/>
+                <w:sz w:val="20"/>
+                <w:szCs w:val="20"/>
+              </w:rPr>
+              <w:t>grand_total</w:t>
+            </w:r>
+            <w:proofErr w:type="spellEnd"/>
+            <w:r>
+              <w:rPr>
+                <w:rFonts w:ascii="Arial" w:hAnsi="Arial" w:cs="Arial"/>
+                <w:b/>
+                <w:bCs/>
+                <w:sz w:val="20"/>
+                <w:szCs w:val="20"/>
+              </w:rPr>
+              <w:t>}</w:t>
             </w:r>
           </w:p>
         </w:tc>
@@ -2134,7 +2564,25 @@
                 <w:sz w:val="20"/>
                 <w:szCs w:val="20"/>
               </w:rPr>
-              <w:t>${partner_name}</w:t>
+              <w:t>${</w:t>
+            </w:r>
+            <w:proofErr w:type="spellStart"/>
+            <w:r>
+              <w:rPr>
+                <w:rFonts w:ascii="Arial" w:hAnsi="Arial" w:cs="Arial"/>
+                <w:sz w:val="20"/>
+                <w:szCs w:val="20"/>
+              </w:rPr>
+              <w:t>partner_name</w:t>
+            </w:r>
+            <w:proofErr w:type="spellEnd"/>
+            <w:r>
+              <w:rPr>
+                <w:rFonts w:ascii="Arial" w:hAnsi="Arial" w:cs="Arial"/>
+                <w:sz w:val="20"/>
+                <w:szCs w:val="20"/>
+              </w:rPr>
+              <w:t>}</w:t>
             </w:r>
           </w:p>
         </w:tc>
@@ -2383,7 +2831,25 @@
                 <w:sz w:val="20"/>
                 <w:szCs w:val="20"/>
               </w:rPr>
-              <w:t>${partner_contact}</w:t>
+              <w:t>${</w:t>
+            </w:r>
+            <w:proofErr w:type="spellStart"/>
+            <w:r>
+              <w:rPr>
+                <w:rFonts w:ascii="Arial" w:hAnsi="Arial" w:cs="Arial"/>
+                <w:sz w:val="20"/>
+                <w:szCs w:val="20"/>
+              </w:rPr>
+              <w:t>partner_contact</w:t>
+            </w:r>
+            <w:proofErr w:type="spellEnd"/>
+            <w:r>
+              <w:rPr>
+                <w:rFonts w:ascii="Arial" w:hAnsi="Arial" w:cs="Arial"/>
+                <w:sz w:val="20"/>
+                <w:szCs w:val="20"/>
+              </w:rPr>
+              <w:t>}</w:t>
             </w:r>
           </w:p>
         </w:tc>
@@ -2579,7 +3045,25 @@
           <w:b/>
           <w:bCs/>
         </w:rPr>
-        <w:t>Thank You For Your Business</w:t>
+        <w:t xml:space="preserve">Thank You </w:t>
+      </w:r>
+      <w:proofErr w:type="gramStart"/>
+      <w:r>
+        <w:rPr>
+          <w:rFonts w:ascii="Arial" w:hAnsi="Arial" w:cs="Arial"/>
+          <w:b/>
+          <w:bCs/>
+        </w:rPr>
+        <w:t>For</w:t>
+      </w:r>
+      <w:proofErr w:type="gramEnd"/>
+      <w:r>
+        <w:rPr>
+          <w:rFonts w:ascii="Arial" w:hAnsi="Arial" w:cs="Arial"/>
+          <w:b/>
+          <w:bCs/>
+        </w:rPr>
+        <w:t xml:space="preserve"> Your Business</w:t>
       </w:r>
     </w:p>
     <w:bookmarkEnd w:id="0"/>
